--- a/engine/build_depth_audit/Rebuild_Queue_23-08-2026.docx
+++ b/engine/build_depth_audit/Rebuild_Queue_23-08-2026.docx
@@ -51,7 +51,7 @@
           <w:sz w:val="24"/>
           <w:szCs w:val="24"/>
         </w:rPr>
-        <w:t xml:space="preserve">The 83 studies to redo, in working order.</w:t>
+        <w:t xml:space="preserve">The 86 studies to redo, in working order.</w:t>
       </w:r>
     </w:p>
     <w:p>
@@ -65,7 +65,7 @@
           <w:sz w:val="21"/>
           <w:szCs w:val="21"/>
         </w:rPr>
-        <w:t xml:space="preserve">Every covered stock except the 7 already done properly, arranged so the cheapest work comes first and each country’s cost-of-capital homework is done once instead of once per company.</w:t>
+        <w:t xml:space="preserve">Every covered stock except the 4 already done properly, arranged so the cheapest work comes first and each country’s cost-of-capital homework is done once instead of once per company.</w:t>
       </w:r>
     </w:p>
     <w:p>
@@ -123,7 +123,7 @@
           <w:sz w:val="21"/>
           <w:szCs w:val="21"/>
         </w:rPr>
-        <w:t xml:space="preserve">Of the 83: 20 need only the risk number fixed, because they are already built from the ground up. The other 63 need both, and each of those is a full model rebuild rather than an edit.</w:t>
+        <w:t xml:space="preserve">Of the 86: 23 need only the risk number fixed, because they are already built from the ground up. The other 63 need both, and each of those is a full model rebuild rather than an edit.</w:t>
       </w:r>
     </w:p>
     <w:p>
@@ -502,7 +502,7 @@
           <w:sz w:val="15"/>
           <w:szCs w:val="15"/>
         </w:rPr>
-        <w:t xml:space="preserve">Wave 1 · 14 STUDIES</w:t>
+        <w:t xml:space="preserve">Wave 1 · 17 STUDIES</w:t>
       </w:r>
     </w:p>
     <w:p>
@@ -2100,7 +2100,7 @@
           <w:sz w:val="19"/>
           <w:szCs w:val="19"/>
         </w:rPr>
-        <w:t xml:space="preserve">ADX  ·  Operating company  (2)</w:t>
+        <w:t xml:space="preserve">ADX  ·  Operating company  (4)</w:t>
       </w:r>
     </w:p>
     <w:tbl>
@@ -2602,6 +2602,338 @@
                 <w:szCs w:val="18"/>
               </w:rPr>
               <w:t xml:space="preserve">ADNOC Drilling Company P.J.S.C.</w:t>
+            </w:r>
+          </w:p>
+        </w:tc>
+        <w:tc>
+          <w:tcPr>
+            <w:tcW w:type="dxa" w:w="2000"/>
+            <w:tcBorders>
+              <w:top w:val="none"/>
+              <w:left w:val="none"/>
+              <w:bottom w:val="single" w:color="D8DDE5" w:sz="2"/>
+              <w:right w:val="none"/>
+            </w:tcBorders>
+            <w:tcMar>
+              <w:top w:type="dxa" w:w="60"/>
+              <w:left w:type="dxa" w:w="90"/>
+              <w:bottom w:type="dxa" w:w="60"/>
+              <w:right w:type="dxa" w:w="90"/>
+            </w:tcMar>
+            <w:vAlign w:val="center"/>
+          </w:tcPr>
+          <w:p>
+            <w:pPr>
+              <w:spacing w:after="0" w:before="0"/>
+            </w:pPr>
+            <w:r>
+              <w:rPr>
+                <w:rFonts w:ascii="Calibri" w:cs="Calibri" w:eastAsia="Calibri" w:hAnsi="Calibri"/>
+                <w:b/>
+                <w:bCs/>
+                <w:color w:val="0E6B5E"/>
+                <w:sz w:val="16"/>
+                <w:szCs w:val="16"/>
+              </w:rPr>
+              <w:t xml:space="preserve">risk number</w:t>
+            </w:r>
+          </w:p>
+        </w:tc>
+      </w:tr>
+      <w:tr>
+        <w:tc>
+          <w:tcPr>
+            <w:tcW w:type="dxa" w:w="500"/>
+            <w:tcBorders>
+              <w:top w:val="none"/>
+              <w:left w:val="none"/>
+              <w:bottom w:val="single" w:color="D8DDE5" w:sz="2"/>
+              <w:right w:val="none"/>
+            </w:tcBorders>
+            <w:tcMar>
+              <w:top w:type="dxa" w:w="60"/>
+              <w:left w:type="dxa" w:w="90"/>
+              <w:bottom w:type="dxa" w:w="60"/>
+              <w:right w:type="dxa" w:w="90"/>
+            </w:tcMar>
+            <w:vAlign w:val="center"/>
+          </w:tcPr>
+          <w:p>
+            <w:pPr>
+              <w:spacing w:after="0" w:before="0"/>
+            </w:pPr>
+            <w:r>
+              <w:rPr>
+                <w:rFonts w:ascii="Calibri" w:cs="Calibri" w:eastAsia="Calibri" w:hAnsi="Calibri"/>
+                <w:color w:val="141C26"/>
+                <w:sz w:val="22"/>
+                <w:szCs w:val="22"/>
+              </w:rPr>
+              <w:t xml:space="preserve">☐</w:t>
+            </w:r>
+          </w:p>
+        </w:tc>
+        <w:tc>
+          <w:tcPr>
+            <w:tcW w:type="dxa" w:w="600"/>
+            <w:tcBorders>
+              <w:top w:val="none"/>
+              <w:left w:val="none"/>
+              <w:bottom w:val="single" w:color="D8DDE5" w:sz="2"/>
+              <w:right w:val="none"/>
+            </w:tcBorders>
+            <w:tcMar>
+              <w:top w:type="dxa" w:w="60"/>
+              <w:left w:type="dxa" w:w="90"/>
+              <w:bottom w:type="dxa" w:w="60"/>
+              <w:right w:type="dxa" w:w="90"/>
+            </w:tcMar>
+            <w:vAlign w:val="center"/>
+          </w:tcPr>
+          <w:p>
+            <w:pPr>
+              <w:spacing w:after="0" w:before="0"/>
+            </w:pPr>
+            <w:r>
+              <w:rPr>
+                <w:rFonts w:ascii="Consolas" w:cs="Consolas" w:eastAsia="Consolas" w:hAnsi="Consolas"/>
+                <w:color w:val="697687"/>
+                <w:sz w:val="17"/>
+                <w:szCs w:val="17"/>
+              </w:rPr>
+              <w:t xml:space="preserve">11</w:t>
+            </w:r>
+          </w:p>
+        </w:tc>
+        <w:tc>
+          <w:tcPr>
+            <w:tcW w:type="dxa" w:w="1400"/>
+            <w:tcBorders>
+              <w:top w:val="none"/>
+              <w:left w:val="none"/>
+              <w:bottom w:val="single" w:color="D8DDE5" w:sz="2"/>
+              <w:right w:val="none"/>
+            </w:tcBorders>
+            <w:tcMar>
+              <w:top w:type="dxa" w:w="60"/>
+              <w:left w:type="dxa" w:w="90"/>
+              <w:bottom w:type="dxa" w:w="60"/>
+              <w:right w:type="dxa" w:w="90"/>
+            </w:tcMar>
+            <w:vAlign w:val="center"/>
+          </w:tcPr>
+          <w:p>
+            <w:pPr>
+              <w:spacing w:after="0" w:before="0"/>
+            </w:pPr>
+            <w:r>
+              <w:rPr>
+                <w:rFonts w:ascii="Consolas" w:cs="Consolas" w:eastAsia="Consolas" w:hAnsi="Consolas"/>
+                <w:b/>
+                <w:bCs/>
+                <w:color w:val="141C26"/>
+                <w:sz w:val="18"/>
+                <w:szCs w:val="18"/>
+              </w:rPr>
+              <w:t xml:space="preserve">ADNOCLS</w:t>
+            </w:r>
+          </w:p>
+        </w:tc>
+        <w:tc>
+          <w:tcPr>
+            <w:tcW w:type="dxa" w:w="4526"/>
+            <w:tcBorders>
+              <w:top w:val="none"/>
+              <w:left w:val="none"/>
+              <w:bottom w:val="single" w:color="D8DDE5" w:sz="2"/>
+              <w:right w:val="none"/>
+            </w:tcBorders>
+            <w:tcMar>
+              <w:top w:type="dxa" w:w="60"/>
+              <w:left w:type="dxa" w:w="90"/>
+              <w:bottom w:type="dxa" w:w="60"/>
+              <w:right w:type="dxa" w:w="90"/>
+            </w:tcMar>
+            <w:vAlign w:val="center"/>
+          </w:tcPr>
+          <w:p>
+            <w:pPr>
+              <w:spacing w:after="0" w:before="0"/>
+            </w:pPr>
+            <w:r>
+              <w:rPr>
+                <w:rFonts w:ascii="Calibri" w:cs="Calibri" w:eastAsia="Calibri" w:hAnsi="Calibri"/>
+                <w:color w:val="141C26"/>
+                <w:sz w:val="18"/>
+                <w:szCs w:val="18"/>
+              </w:rPr>
+              <w:t xml:space="preserve">ADNOC Logistics &amp; Services plc</w:t>
+            </w:r>
+          </w:p>
+        </w:tc>
+        <w:tc>
+          <w:tcPr>
+            <w:tcW w:type="dxa" w:w="2000"/>
+            <w:tcBorders>
+              <w:top w:val="none"/>
+              <w:left w:val="none"/>
+              <w:bottom w:val="single" w:color="D8DDE5" w:sz="2"/>
+              <w:right w:val="none"/>
+            </w:tcBorders>
+            <w:tcMar>
+              <w:top w:type="dxa" w:w="60"/>
+              <w:left w:type="dxa" w:w="90"/>
+              <w:bottom w:type="dxa" w:w="60"/>
+              <w:right w:type="dxa" w:w="90"/>
+            </w:tcMar>
+            <w:vAlign w:val="center"/>
+          </w:tcPr>
+          <w:p>
+            <w:pPr>
+              <w:spacing w:after="0" w:before="0"/>
+            </w:pPr>
+            <w:r>
+              <w:rPr>
+                <w:rFonts w:ascii="Calibri" w:cs="Calibri" w:eastAsia="Calibri" w:hAnsi="Calibri"/>
+                <w:b/>
+                <w:bCs/>
+                <w:color w:val="0E6B5E"/>
+                <w:sz w:val="16"/>
+                <w:szCs w:val="16"/>
+              </w:rPr>
+              <w:t xml:space="preserve">risk number</w:t>
+            </w:r>
+          </w:p>
+        </w:tc>
+      </w:tr>
+      <w:tr>
+        <w:tc>
+          <w:tcPr>
+            <w:tcW w:type="dxa" w:w="500"/>
+            <w:tcBorders>
+              <w:top w:val="none"/>
+              <w:left w:val="none"/>
+              <w:bottom w:val="single" w:color="D8DDE5" w:sz="2"/>
+              <w:right w:val="none"/>
+            </w:tcBorders>
+            <w:tcMar>
+              <w:top w:type="dxa" w:w="60"/>
+              <w:left w:type="dxa" w:w="90"/>
+              <w:bottom w:type="dxa" w:w="60"/>
+              <w:right w:type="dxa" w:w="90"/>
+            </w:tcMar>
+            <w:vAlign w:val="center"/>
+          </w:tcPr>
+          <w:p>
+            <w:pPr>
+              <w:spacing w:after="0" w:before="0"/>
+            </w:pPr>
+            <w:r>
+              <w:rPr>
+                <w:rFonts w:ascii="Calibri" w:cs="Calibri" w:eastAsia="Calibri" w:hAnsi="Calibri"/>
+                <w:color w:val="141C26"/>
+                <w:sz w:val="22"/>
+                <w:szCs w:val="22"/>
+              </w:rPr>
+              <w:t xml:space="preserve">☐</w:t>
+            </w:r>
+          </w:p>
+        </w:tc>
+        <w:tc>
+          <w:tcPr>
+            <w:tcW w:type="dxa" w:w="600"/>
+            <w:tcBorders>
+              <w:top w:val="none"/>
+              <w:left w:val="none"/>
+              <w:bottom w:val="single" w:color="D8DDE5" w:sz="2"/>
+              <w:right w:val="none"/>
+            </w:tcBorders>
+            <w:tcMar>
+              <w:top w:type="dxa" w:w="60"/>
+              <w:left w:type="dxa" w:w="90"/>
+              <w:bottom w:type="dxa" w:w="60"/>
+              <w:right w:type="dxa" w:w="90"/>
+            </w:tcMar>
+            <w:vAlign w:val="center"/>
+          </w:tcPr>
+          <w:p>
+            <w:pPr>
+              <w:spacing w:after="0" w:before="0"/>
+            </w:pPr>
+            <w:r>
+              <w:rPr>
+                <w:rFonts w:ascii="Consolas" w:cs="Consolas" w:eastAsia="Consolas" w:hAnsi="Consolas"/>
+                <w:color w:val="697687"/>
+                <w:sz w:val="17"/>
+                <w:szCs w:val="17"/>
+              </w:rPr>
+              <w:t xml:space="preserve">12</w:t>
+            </w:r>
+          </w:p>
+        </w:tc>
+        <w:tc>
+          <w:tcPr>
+            <w:tcW w:type="dxa" w:w="1400"/>
+            <w:tcBorders>
+              <w:top w:val="none"/>
+              <w:left w:val="none"/>
+              <w:bottom w:val="single" w:color="D8DDE5" w:sz="2"/>
+              <w:right w:val="none"/>
+            </w:tcBorders>
+            <w:tcMar>
+              <w:top w:type="dxa" w:w="60"/>
+              <w:left w:type="dxa" w:w="90"/>
+              <w:bottom w:type="dxa" w:w="60"/>
+              <w:right w:type="dxa" w:w="90"/>
+            </w:tcMar>
+            <w:vAlign w:val="center"/>
+          </w:tcPr>
+          <w:p>
+            <w:pPr>
+              <w:spacing w:after="0" w:before="0"/>
+            </w:pPr>
+            <w:r>
+              <w:rPr>
+                <w:rFonts w:ascii="Consolas" w:cs="Consolas" w:eastAsia="Consolas" w:hAnsi="Consolas"/>
+                <w:b/>
+                <w:bCs/>
+                <w:color w:val="141C26"/>
+                <w:sz w:val="18"/>
+                <w:szCs w:val="18"/>
+              </w:rPr>
+              <w:t xml:space="preserve">BOROUGE</w:t>
+            </w:r>
+          </w:p>
+        </w:tc>
+        <w:tc>
+          <w:tcPr>
+            <w:tcW w:type="dxa" w:w="4526"/>
+            <w:tcBorders>
+              <w:top w:val="none"/>
+              <w:left w:val="none"/>
+              <w:bottom w:val="single" w:color="D8DDE5" w:sz="2"/>
+              <w:right w:val="none"/>
+            </w:tcBorders>
+            <w:tcMar>
+              <w:top w:type="dxa" w:w="60"/>
+              <w:left w:type="dxa" w:w="90"/>
+              <w:bottom w:type="dxa" w:w="60"/>
+              <w:right w:type="dxa" w:w="90"/>
+            </w:tcMar>
+            <w:vAlign w:val="center"/>
+          </w:tcPr>
+          <w:p>
+            <w:pPr>
+              <w:spacing w:after="0" w:before="0"/>
+            </w:pPr>
+            <w:r>
+              <w:rPr>
+                <w:rFonts w:ascii="Calibri" w:cs="Calibri" w:eastAsia="Calibri" w:hAnsi="Calibri"/>
+                <w:color w:val="141C26"/>
+                <w:sz w:val="18"/>
+                <w:szCs w:val="18"/>
+              </w:rPr>
+              <w:t xml:space="preserve">Borouge plc</w:t>
             </w:r>
           </w:p>
         </w:tc>
@@ -2923,7 +3255,7 @@
                 <w:sz w:val="17"/>
                 <w:szCs w:val="17"/>
               </w:rPr>
-              <w:t xml:space="preserve">11</w:t>
+              <w:t xml:space="preserve">13</w:t>
             </w:r>
           </w:p>
         </w:tc>
@@ -3042,7 +3374,7 @@
           <w:sz w:val="19"/>
           <w:szCs w:val="19"/>
         </w:rPr>
-        <w:t xml:space="preserve">DFM  ·  Operating company  (2)</w:t>
+        <w:t xml:space="preserve">DFM  ·  Operating company  (3)</w:t>
       </w:r>
     </w:p>
     <w:tbl>
@@ -3311,7 +3643,7 @@
                 <w:sz w:val="17"/>
                 <w:szCs w:val="17"/>
               </w:rPr>
-              <w:t xml:space="preserve">12</w:t>
+              <w:t xml:space="preserve">14</w:t>
             </w:r>
           </w:p>
         </w:tc>
@@ -3345,7 +3677,7 @@
                 <w:sz w:val="18"/>
                 <w:szCs w:val="18"/>
               </w:rPr>
-              <w:t xml:space="preserve">DU</w:t>
+              <w:t xml:space="preserve">AIRARABIA</w:t>
             </w:r>
           </w:p>
         </w:tc>
@@ -3377,7 +3709,7 @@
                 <w:sz w:val="18"/>
                 <w:szCs w:val="18"/>
               </w:rPr>
-              <w:t xml:space="preserve">Emirates Integrated Telecommunications Company PJSC</w:t>
+              <w:t xml:space="preserve">Air Arabia PJSC</w:t>
             </w:r>
           </w:p>
         </w:tc>
@@ -3477,7 +3809,173 @@
                 <w:sz w:val="17"/>
                 <w:szCs w:val="17"/>
               </w:rPr>
-              <w:t xml:space="preserve">13</w:t>
+              <w:t xml:space="preserve">15</w:t>
+            </w:r>
+          </w:p>
+        </w:tc>
+        <w:tc>
+          <w:tcPr>
+            <w:tcW w:type="dxa" w:w="1400"/>
+            <w:tcBorders>
+              <w:top w:val="none"/>
+              <w:left w:val="none"/>
+              <w:bottom w:val="single" w:color="D8DDE5" w:sz="2"/>
+              <w:right w:val="none"/>
+            </w:tcBorders>
+            <w:tcMar>
+              <w:top w:type="dxa" w:w="60"/>
+              <w:left w:type="dxa" w:w="90"/>
+              <w:bottom w:type="dxa" w:w="60"/>
+              <w:right w:type="dxa" w:w="90"/>
+            </w:tcMar>
+            <w:vAlign w:val="center"/>
+          </w:tcPr>
+          <w:p>
+            <w:pPr>
+              <w:spacing w:after="0" w:before="0"/>
+            </w:pPr>
+            <w:r>
+              <w:rPr>
+                <w:rFonts w:ascii="Consolas" w:cs="Consolas" w:eastAsia="Consolas" w:hAnsi="Consolas"/>
+                <w:b/>
+                <w:bCs/>
+                <w:color w:val="141C26"/>
+                <w:sz w:val="18"/>
+                <w:szCs w:val="18"/>
+              </w:rPr>
+              <w:t xml:space="preserve">DU</w:t>
+            </w:r>
+          </w:p>
+        </w:tc>
+        <w:tc>
+          <w:tcPr>
+            <w:tcW w:type="dxa" w:w="4526"/>
+            <w:tcBorders>
+              <w:top w:val="none"/>
+              <w:left w:val="none"/>
+              <w:bottom w:val="single" w:color="D8DDE5" w:sz="2"/>
+              <w:right w:val="none"/>
+            </w:tcBorders>
+            <w:tcMar>
+              <w:top w:type="dxa" w:w="60"/>
+              <w:left w:type="dxa" w:w="90"/>
+              <w:bottom w:type="dxa" w:w="60"/>
+              <w:right w:type="dxa" w:w="90"/>
+            </w:tcMar>
+            <w:vAlign w:val="center"/>
+          </w:tcPr>
+          <w:p>
+            <w:pPr>
+              <w:spacing w:after="0" w:before="0"/>
+            </w:pPr>
+            <w:r>
+              <w:rPr>
+                <w:rFonts w:ascii="Calibri" w:cs="Calibri" w:eastAsia="Calibri" w:hAnsi="Calibri"/>
+                <w:color w:val="141C26"/>
+                <w:sz w:val="18"/>
+                <w:szCs w:val="18"/>
+              </w:rPr>
+              <w:t xml:space="preserve">Emirates Integrated Telecommunications Company PJSC</w:t>
+            </w:r>
+          </w:p>
+        </w:tc>
+        <w:tc>
+          <w:tcPr>
+            <w:tcW w:type="dxa" w:w="2000"/>
+            <w:tcBorders>
+              <w:top w:val="none"/>
+              <w:left w:val="none"/>
+              <w:bottom w:val="single" w:color="D8DDE5" w:sz="2"/>
+              <w:right w:val="none"/>
+            </w:tcBorders>
+            <w:tcMar>
+              <w:top w:type="dxa" w:w="60"/>
+              <w:left w:type="dxa" w:w="90"/>
+              <w:bottom w:type="dxa" w:w="60"/>
+              <w:right w:type="dxa" w:w="90"/>
+            </w:tcMar>
+            <w:vAlign w:val="center"/>
+          </w:tcPr>
+          <w:p>
+            <w:pPr>
+              <w:spacing w:after="0" w:before="0"/>
+            </w:pPr>
+            <w:r>
+              <w:rPr>
+                <w:rFonts w:ascii="Calibri" w:cs="Calibri" w:eastAsia="Calibri" w:hAnsi="Calibri"/>
+                <w:b/>
+                <w:bCs/>
+                <w:color w:val="0E6B5E"/>
+                <w:sz w:val="16"/>
+                <w:szCs w:val="16"/>
+              </w:rPr>
+              <w:t xml:space="preserve">risk number</w:t>
+            </w:r>
+          </w:p>
+        </w:tc>
+      </w:tr>
+      <w:tr>
+        <w:tc>
+          <w:tcPr>
+            <w:tcW w:type="dxa" w:w="500"/>
+            <w:tcBorders>
+              <w:top w:val="none"/>
+              <w:left w:val="none"/>
+              <w:bottom w:val="single" w:color="D8DDE5" w:sz="2"/>
+              <w:right w:val="none"/>
+            </w:tcBorders>
+            <w:tcMar>
+              <w:top w:type="dxa" w:w="60"/>
+              <w:left w:type="dxa" w:w="90"/>
+              <w:bottom w:type="dxa" w:w="60"/>
+              <w:right w:type="dxa" w:w="90"/>
+            </w:tcMar>
+            <w:vAlign w:val="center"/>
+          </w:tcPr>
+          <w:p>
+            <w:pPr>
+              <w:spacing w:after="0" w:before="0"/>
+            </w:pPr>
+            <w:r>
+              <w:rPr>
+                <w:rFonts w:ascii="Calibri" w:cs="Calibri" w:eastAsia="Calibri" w:hAnsi="Calibri"/>
+                <w:color w:val="141C26"/>
+                <w:sz w:val="22"/>
+                <w:szCs w:val="22"/>
+              </w:rPr>
+              <w:t xml:space="preserve">☐</w:t>
+            </w:r>
+          </w:p>
+        </w:tc>
+        <w:tc>
+          <w:tcPr>
+            <w:tcW w:type="dxa" w:w="600"/>
+            <w:tcBorders>
+              <w:top w:val="none"/>
+              <w:left w:val="none"/>
+              <w:bottom w:val="single" w:color="D8DDE5" w:sz="2"/>
+              <w:right w:val="none"/>
+            </w:tcBorders>
+            <w:tcMar>
+              <w:top w:type="dxa" w:w="60"/>
+              <w:left w:type="dxa" w:w="90"/>
+              <w:bottom w:type="dxa" w:w="60"/>
+              <w:right w:type="dxa" w:w="90"/>
+            </w:tcMar>
+            <w:vAlign w:val="center"/>
+          </w:tcPr>
+          <w:p>
+            <w:pPr>
+              <w:spacing w:after="0" w:before="0"/>
+            </w:pPr>
+            <w:r>
+              <w:rPr>
+                <w:rFonts w:ascii="Consolas" w:cs="Consolas" w:eastAsia="Consolas" w:hAnsi="Consolas"/>
+                <w:color w:val="697687"/>
+                <w:sz w:val="17"/>
+                <w:szCs w:val="17"/>
+              </w:rPr>
+              <w:t xml:space="preserve">16</w:t>
             </w:r>
           </w:p>
         </w:tc>
@@ -3865,7 +4363,7 @@
                 <w:sz w:val="17"/>
                 <w:szCs w:val="17"/>
               </w:rPr>
-              <w:t xml:space="preserve">14</w:t>
+              <w:t xml:space="preserve">17</w:t>
             </w:r>
           </w:p>
         </w:tc>
@@ -4300,7 +4798,7 @@
                 <w:sz w:val="17"/>
                 <w:szCs w:val="17"/>
               </w:rPr>
-              <w:t xml:space="preserve">15</w:t>
+              <w:t xml:space="preserve">18</w:t>
             </w:r>
           </w:p>
         </w:tc>
@@ -4466,7 +4964,7 @@
                 <w:sz w:val="17"/>
                 <w:szCs w:val="17"/>
               </w:rPr>
-              <w:t xml:space="preserve">16</w:t>
+              <w:t xml:space="preserve">19</w:t>
             </w:r>
           </w:p>
         </w:tc>
@@ -4632,7 +5130,7 @@
                 <w:sz w:val="17"/>
                 <w:szCs w:val="17"/>
               </w:rPr>
-              <w:t xml:space="preserve">17</w:t>
+              <w:t xml:space="preserve">20</w:t>
             </w:r>
           </w:p>
         </w:tc>
@@ -4798,7 +5296,7 @@
                 <w:sz w:val="17"/>
                 <w:szCs w:val="17"/>
               </w:rPr>
-              <w:t xml:space="preserve">18</w:t>
+              <w:t xml:space="preserve">21</w:t>
             </w:r>
           </w:p>
         </w:tc>
@@ -4964,7 +5462,7 @@
                 <w:sz w:val="17"/>
                 <w:szCs w:val="17"/>
               </w:rPr>
-              <w:t xml:space="preserve">19</w:t>
+              <w:t xml:space="preserve">22</w:t>
             </w:r>
           </w:p>
         </w:tc>
@@ -5130,7 +5628,7 @@
                 <w:sz w:val="17"/>
                 <w:szCs w:val="17"/>
               </w:rPr>
-              <w:t xml:space="preserve">20</w:t>
+              <w:t xml:space="preserve">23</w:t>
             </w:r>
           </w:p>
         </w:tc>
@@ -5296,7 +5794,7 @@
                 <w:sz w:val="17"/>
                 <w:szCs w:val="17"/>
               </w:rPr>
-              <w:t xml:space="preserve">21</w:t>
+              <w:t xml:space="preserve">24</w:t>
             </w:r>
           </w:p>
         </w:tc>
@@ -5462,7 +5960,7 @@
                 <w:sz w:val="17"/>
                 <w:szCs w:val="17"/>
               </w:rPr>
-              <w:t xml:space="preserve">22</w:t>
+              <w:t xml:space="preserve">25</w:t>
             </w:r>
           </w:p>
         </w:tc>
@@ -5628,7 +6126,7 @@
                 <w:sz w:val="17"/>
                 <w:szCs w:val="17"/>
               </w:rPr>
-              <w:t xml:space="preserve">23</w:t>
+              <w:t xml:space="preserve">26</w:t>
             </w:r>
           </w:p>
         </w:tc>
@@ -5794,7 +6292,7 @@
                 <w:sz w:val="17"/>
                 <w:szCs w:val="17"/>
               </w:rPr>
-              <w:t xml:space="preserve">24</w:t>
+              <w:t xml:space="preserve">27</w:t>
             </w:r>
           </w:p>
         </w:tc>
@@ -5960,7 +6458,7 @@
                 <w:sz w:val="17"/>
                 <w:szCs w:val="17"/>
               </w:rPr>
-              <w:t xml:space="preserve">25</w:t>
+              <w:t xml:space="preserve">28</w:t>
             </w:r>
           </w:p>
         </w:tc>
@@ -6126,7 +6624,7 @@
                 <w:sz w:val="17"/>
                 <w:szCs w:val="17"/>
               </w:rPr>
-              <w:t xml:space="preserve">26</w:t>
+              <w:t xml:space="preserve">29</w:t>
             </w:r>
           </w:p>
         </w:tc>
@@ -6292,7 +6790,7 @@
                 <w:sz w:val="17"/>
                 <w:szCs w:val="17"/>
               </w:rPr>
-              <w:t xml:space="preserve">27</w:t>
+              <w:t xml:space="preserve">30</w:t>
             </w:r>
           </w:p>
         </w:tc>
@@ -6458,7 +6956,7 @@
                 <w:sz w:val="17"/>
                 <w:szCs w:val="17"/>
               </w:rPr>
-              <w:t xml:space="preserve">28</w:t>
+              <w:t xml:space="preserve">31</w:t>
             </w:r>
           </w:p>
         </w:tc>
@@ -6846,7 +7344,7 @@
                 <w:sz w:val="17"/>
                 <w:szCs w:val="17"/>
               </w:rPr>
-              <w:t xml:space="preserve">29</w:t>
+              <w:t xml:space="preserve">32</w:t>
             </w:r>
           </w:p>
         </w:tc>
@@ -7234,7 +7732,7 @@
                 <w:sz w:val="17"/>
                 <w:szCs w:val="17"/>
               </w:rPr>
-              <w:t xml:space="preserve">30</w:t>
+              <w:t xml:space="preserve">33</w:t>
             </w:r>
           </w:p>
         </w:tc>
@@ -7400,7 +7898,7 @@
                 <w:sz w:val="17"/>
                 <w:szCs w:val="17"/>
               </w:rPr>
-              <w:t xml:space="preserve">31</w:t>
+              <w:t xml:space="preserve">34</w:t>
             </w:r>
           </w:p>
         </w:tc>
@@ -7566,7 +8064,7 @@
                 <w:sz w:val="17"/>
                 <w:szCs w:val="17"/>
               </w:rPr>
-              <w:t xml:space="preserve">32</w:t>
+              <w:t xml:space="preserve">35</w:t>
             </w:r>
           </w:p>
         </w:tc>
@@ -7732,7 +8230,7 @@
                 <w:sz w:val="17"/>
                 <w:szCs w:val="17"/>
               </w:rPr>
-              <w:t xml:space="preserve">33</w:t>
+              <w:t xml:space="preserve">36</w:t>
             </w:r>
           </w:p>
         </w:tc>
@@ -7898,7 +8396,7 @@
                 <w:sz w:val="17"/>
                 <w:szCs w:val="17"/>
               </w:rPr>
-              <w:t xml:space="preserve">34</w:t>
+              <w:t xml:space="preserve">37</w:t>
             </w:r>
           </w:p>
         </w:tc>
@@ -8064,7 +8562,7 @@
                 <w:sz w:val="17"/>
                 <w:szCs w:val="17"/>
               </w:rPr>
-              <w:t xml:space="preserve">35</w:t>
+              <w:t xml:space="preserve">38</w:t>
             </w:r>
           </w:p>
         </w:tc>
@@ -8230,7 +8728,7 @@
                 <w:sz w:val="17"/>
                 <w:szCs w:val="17"/>
               </w:rPr>
-              <w:t xml:space="preserve">36</w:t>
+              <w:t xml:space="preserve">39</w:t>
             </w:r>
           </w:p>
         </w:tc>
@@ -8618,7 +9116,7 @@
                 <w:sz w:val="17"/>
                 <w:szCs w:val="17"/>
               </w:rPr>
-              <w:t xml:space="preserve">37</w:t>
+              <w:t xml:space="preserve">40</w:t>
             </w:r>
           </w:p>
         </w:tc>
@@ -8784,7 +9282,7 @@
                 <w:sz w:val="17"/>
                 <w:szCs w:val="17"/>
               </w:rPr>
-              <w:t xml:space="preserve">38</w:t>
+              <w:t xml:space="preserve">41</w:t>
             </w:r>
           </w:p>
         </w:tc>
@@ -8950,7 +9448,7 @@
                 <w:sz w:val="17"/>
                 <w:szCs w:val="17"/>
               </w:rPr>
-              <w:t xml:space="preserve">39</w:t>
+              <w:t xml:space="preserve">42</w:t>
             </w:r>
           </w:p>
         </w:tc>
@@ -9338,7 +9836,7 @@
                 <w:sz w:val="17"/>
                 <w:szCs w:val="17"/>
               </w:rPr>
-              <w:t xml:space="preserve">40</w:t>
+              <w:t xml:space="preserve">43</w:t>
             </w:r>
           </w:p>
         </w:tc>
@@ -9504,7 +10002,7 @@
                 <w:sz w:val="17"/>
                 <w:szCs w:val="17"/>
               </w:rPr>
-              <w:t xml:space="preserve">41</w:t>
+              <w:t xml:space="preserve">44</w:t>
             </w:r>
           </w:p>
         </w:tc>
@@ -9670,7 +10168,7 @@
                 <w:sz w:val="17"/>
                 <w:szCs w:val="17"/>
               </w:rPr>
-              <w:t xml:space="preserve">42</w:t>
+              <w:t xml:space="preserve">45</w:t>
             </w:r>
           </w:p>
         </w:tc>
@@ -9836,7 +10334,7 @@
                 <w:sz w:val="17"/>
                 <w:szCs w:val="17"/>
               </w:rPr>
-              <w:t xml:space="preserve">43</w:t>
+              <w:t xml:space="preserve">46</w:t>
             </w:r>
           </w:p>
         </w:tc>
@@ -10271,7 +10769,7 @@
                 <w:sz w:val="17"/>
                 <w:szCs w:val="17"/>
               </w:rPr>
-              <w:t xml:space="preserve">44</w:t>
+              <w:t xml:space="preserve">47</w:t>
             </w:r>
           </w:p>
         </w:tc>
@@ -10437,7 +10935,7 @@
                 <w:sz w:val="17"/>
                 <w:szCs w:val="17"/>
               </w:rPr>
-              <w:t xml:space="preserve">45</w:t>
+              <w:t xml:space="preserve">48</w:t>
             </w:r>
           </w:p>
         </w:tc>
@@ -10603,7 +11101,7 @@
                 <w:sz w:val="17"/>
                 <w:szCs w:val="17"/>
               </w:rPr>
-              <w:t xml:space="preserve">46</w:t>
+              <w:t xml:space="preserve">49</w:t>
             </w:r>
           </w:p>
         </w:tc>
@@ -10769,7 +11267,7 @@
                 <w:sz w:val="17"/>
                 <w:szCs w:val="17"/>
               </w:rPr>
-              <w:t xml:space="preserve">47</w:t>
+              <w:t xml:space="preserve">50</w:t>
             </w:r>
           </w:p>
         </w:tc>
@@ -10935,7 +11433,7 @@
                 <w:sz w:val="17"/>
                 <w:szCs w:val="17"/>
               </w:rPr>
-              <w:t xml:space="preserve">48</w:t>
+              <w:t xml:space="preserve">51</w:t>
             </w:r>
           </w:p>
         </w:tc>
@@ -11323,7 +11821,7 @@
                 <w:sz w:val="17"/>
                 <w:szCs w:val="17"/>
               </w:rPr>
-              <w:t xml:space="preserve">49</w:t>
+              <w:t xml:space="preserve">52</w:t>
             </w:r>
           </w:p>
         </w:tc>
@@ -11711,7 +12209,7 @@
                 <w:sz w:val="17"/>
                 <w:szCs w:val="17"/>
               </w:rPr>
-              <w:t xml:space="preserve">50</w:t>
+              <w:t xml:space="preserve">53</w:t>
             </w:r>
           </w:p>
         </w:tc>
@@ -11877,7 +12375,7 @@
                 <w:sz w:val="17"/>
                 <w:szCs w:val="17"/>
               </w:rPr>
-              <w:t xml:space="preserve">51</w:t>
+              <w:t xml:space="preserve">54</w:t>
             </w:r>
           </w:p>
         </w:tc>
@@ -12043,7 +12541,7 @@
                 <w:sz w:val="17"/>
                 <w:szCs w:val="17"/>
               </w:rPr>
-              <w:t xml:space="preserve">52</w:t>
+              <w:t xml:space="preserve">55</w:t>
             </w:r>
           </w:p>
         </w:tc>
@@ -12431,7 +12929,7 @@
                 <w:sz w:val="17"/>
                 <w:szCs w:val="17"/>
               </w:rPr>
-              <w:t xml:space="preserve">53</w:t>
+              <w:t xml:space="preserve">56</w:t>
             </w:r>
           </w:p>
         </w:tc>
@@ -12597,7 +13095,7 @@
                 <w:sz w:val="17"/>
                 <w:szCs w:val="17"/>
               </w:rPr>
-              <w:t xml:space="preserve">54</w:t>
+              <w:t xml:space="preserve">57</w:t>
             </w:r>
           </w:p>
         </w:tc>
@@ -12763,7 +13261,7 @@
                 <w:sz w:val="17"/>
                 <w:szCs w:val="17"/>
               </w:rPr>
-              <w:t xml:space="preserve">55</w:t>
+              <w:t xml:space="preserve">58</w:t>
             </w:r>
           </w:p>
         </w:tc>
@@ -13151,7 +13649,7 @@
                 <w:sz w:val="17"/>
                 <w:szCs w:val="17"/>
               </w:rPr>
-              <w:t xml:space="preserve">56</w:t>
+              <w:t xml:space="preserve">59</w:t>
             </w:r>
           </w:p>
         </w:tc>
@@ -13317,7 +13815,7 @@
                 <w:sz w:val="17"/>
                 <w:szCs w:val="17"/>
               </w:rPr>
-              <w:t xml:space="preserve">57</w:t>
+              <w:t xml:space="preserve">60</w:t>
             </w:r>
           </w:p>
         </w:tc>
@@ -13705,7 +14203,7 @@
                 <w:sz w:val="17"/>
                 <w:szCs w:val="17"/>
               </w:rPr>
-              <w:t xml:space="preserve">58</w:t>
+              <w:t xml:space="preserve">61</w:t>
             </w:r>
           </w:p>
         </w:tc>
@@ -13871,7 +14369,7 @@
                 <w:sz w:val="17"/>
                 <w:szCs w:val="17"/>
               </w:rPr>
-              <w:t xml:space="preserve">59</w:t>
+              <w:t xml:space="preserve">62</w:t>
             </w:r>
           </w:p>
         </w:tc>
@@ -14259,7 +14757,7 @@
                 <w:sz w:val="17"/>
                 <w:szCs w:val="17"/>
               </w:rPr>
-              <w:t xml:space="preserve">60</w:t>
+              <w:t xml:space="preserve">63</w:t>
             </w:r>
           </w:p>
         </w:tc>
@@ -14425,7 +14923,7 @@
                 <w:sz w:val="17"/>
                 <w:szCs w:val="17"/>
               </w:rPr>
-              <w:t xml:space="preserve">61</w:t>
+              <w:t xml:space="preserve">64</w:t>
             </w:r>
           </w:p>
         </w:tc>
@@ -14860,7 +15358,7 @@
                 <w:sz w:val="17"/>
                 <w:szCs w:val="17"/>
               </w:rPr>
-              <w:t xml:space="preserve">62</w:t>
+              <w:t xml:space="preserve">65</w:t>
             </w:r>
           </w:p>
         </w:tc>
@@ -15026,7 +15524,7 @@
                 <w:sz w:val="17"/>
                 <w:szCs w:val="17"/>
               </w:rPr>
-              <w:t xml:space="preserve">63</w:t>
+              <w:t xml:space="preserve">66</w:t>
             </w:r>
           </w:p>
         </w:tc>
@@ -15192,7 +15690,7 @@
                 <w:sz w:val="17"/>
                 <w:szCs w:val="17"/>
               </w:rPr>
-              <w:t xml:space="preserve">64</w:t>
+              <w:t xml:space="preserve">67</w:t>
             </w:r>
           </w:p>
         </w:tc>
@@ -15358,7 +15856,7 @@
                 <w:sz w:val="17"/>
                 <w:szCs w:val="17"/>
               </w:rPr>
-              <w:t xml:space="preserve">65</w:t>
+              <w:t xml:space="preserve">68</w:t>
             </w:r>
           </w:p>
         </w:tc>
@@ -15524,7 +16022,7 @@
                 <w:sz w:val="17"/>
                 <w:szCs w:val="17"/>
               </w:rPr>
-              <w:t xml:space="preserve">66</w:t>
+              <w:t xml:space="preserve">69</w:t>
             </w:r>
           </w:p>
         </w:tc>
@@ -15690,7 +16188,7 @@
                 <w:sz w:val="17"/>
                 <w:szCs w:val="17"/>
               </w:rPr>
-              <w:t xml:space="preserve">67</w:t>
+              <w:t xml:space="preserve">70</w:t>
             </w:r>
           </w:p>
         </w:tc>
@@ -16078,7 +16576,7 @@
                 <w:sz w:val="17"/>
                 <w:szCs w:val="17"/>
               </w:rPr>
-              <w:t xml:space="preserve">68</w:t>
+              <w:t xml:space="preserve">71</w:t>
             </w:r>
           </w:p>
         </w:tc>
@@ -16244,7 +16742,7 @@
                 <w:sz w:val="17"/>
                 <w:szCs w:val="17"/>
               </w:rPr>
-              <w:t xml:space="preserve">69</w:t>
+              <w:t xml:space="preserve">72</w:t>
             </w:r>
           </w:p>
         </w:tc>
@@ -16410,7 +16908,7 @@
                 <w:sz w:val="17"/>
                 <w:szCs w:val="17"/>
               </w:rPr>
-              <w:t xml:space="preserve">70</w:t>
+              <w:t xml:space="preserve">73</w:t>
             </w:r>
           </w:p>
         </w:tc>
@@ -16576,7 +17074,7 @@
                 <w:sz w:val="17"/>
                 <w:szCs w:val="17"/>
               </w:rPr>
-              <w:t xml:space="preserve">71</w:t>
+              <w:t xml:space="preserve">74</w:t>
             </w:r>
           </w:p>
         </w:tc>
@@ -17011,7 +17509,7 @@
                 <w:sz w:val="17"/>
                 <w:szCs w:val="17"/>
               </w:rPr>
-              <w:t xml:space="preserve">72</w:t>
+              <w:t xml:space="preserve">75</w:t>
             </w:r>
           </w:p>
         </w:tc>
@@ -17399,7 +17897,7 @@
                 <w:sz w:val="17"/>
                 <w:szCs w:val="17"/>
               </w:rPr>
-              <w:t xml:space="preserve">73</w:t>
+              <w:t xml:space="preserve">76</w:t>
             </w:r>
           </w:p>
         </w:tc>
@@ -17787,7 +18285,7 @@
                 <w:sz w:val="17"/>
                 <w:szCs w:val="17"/>
               </w:rPr>
-              <w:t xml:space="preserve">74</w:t>
+              <w:t xml:space="preserve">77</w:t>
             </w:r>
           </w:p>
         </w:tc>
@@ -18175,7 +18673,7 @@
                 <w:sz w:val="17"/>
                 <w:szCs w:val="17"/>
               </w:rPr>
-              <w:t xml:space="preserve">75</w:t>
+              <w:t xml:space="preserve">78</w:t>
             </w:r>
           </w:p>
         </w:tc>
@@ -18341,7 +18839,7 @@
                 <w:sz w:val="17"/>
                 <w:szCs w:val="17"/>
               </w:rPr>
-              <w:t xml:space="preserve">76</w:t>
+              <w:t xml:space="preserve">79</w:t>
             </w:r>
           </w:p>
         </w:tc>
@@ -18729,7 +19227,7 @@
                 <w:sz w:val="17"/>
                 <w:szCs w:val="17"/>
               </w:rPr>
-              <w:t xml:space="preserve">77</w:t>
+              <w:t xml:space="preserve">80</w:t>
             </w:r>
           </w:p>
         </w:tc>
@@ -19117,7 +19615,7 @@
                 <w:sz w:val="17"/>
                 <w:szCs w:val="17"/>
               </w:rPr>
-              <w:t xml:space="preserve">78</w:t>
+              <w:t xml:space="preserve">81</w:t>
             </w:r>
           </w:p>
         </w:tc>
@@ -19505,7 +20003,7 @@
                 <w:sz w:val="17"/>
                 <w:szCs w:val="17"/>
               </w:rPr>
-              <w:t xml:space="preserve">79</w:t>
+              <w:t xml:space="preserve">82</w:t>
             </w:r>
           </w:p>
         </w:tc>
@@ -19671,7 +20169,7 @@
                 <w:sz w:val="17"/>
                 <w:szCs w:val="17"/>
               </w:rPr>
-              <w:t xml:space="preserve">80</w:t>
+              <w:t xml:space="preserve">83</w:t>
             </w:r>
           </w:p>
         </w:tc>
@@ -20059,7 +20557,7 @@
                 <w:sz w:val="17"/>
                 <w:szCs w:val="17"/>
               </w:rPr>
-              <w:t xml:space="preserve">81</w:t>
+              <w:t xml:space="preserve">84</w:t>
             </w:r>
           </w:p>
         </w:tc>
@@ -20225,7 +20723,7 @@
                 <w:sz w:val="17"/>
                 <w:szCs w:val="17"/>
               </w:rPr>
-              <w:t xml:space="preserve">82</w:t>
+              <w:t xml:space="preserve">85</w:t>
             </w:r>
           </w:p>
         </w:tc>
@@ -20391,7 +20889,7 @@
                 <w:sz w:val="17"/>
                 <w:szCs w:val="17"/>
               </w:rPr>
-              <w:t xml:space="preserve">83</w:t>
+              <w:t xml:space="preserve">86</w:t>
             </w:r>
           </w:p>
         </w:tc>
